--- a/ICIC-Website-Guide.docx
+++ b/ICIC-Website-Guide.docx
@@ -1655,7 +1655,7 @@
           <w:sz w:val="22"/>
           <w:szCs w:val="22"/>
         </w:rPr>
-        <w:t xml:space="preserve">Open a terminal in VS Code (Terminal → New Terminal) and navigate to the year's poster folder:</w:t>
+        <w:t xml:space="preserve">Open a terminal — either the Windows Command Prompt (Win+R → cmd) or the VS Code terminal (Terminal → New Terminal) — and navigate to the year's poster folder:</w:t>
       </w:r>
     </w:p>
     <w:p>
@@ -2972,34 +2972,6 @@
           <w:szCs w:val="22"/>
         </w:rPr>
         <w:t xml:space="preserve">To change a category name, update the text in the &lt;h3&gt; tag. To change the bullet points, add or remove &lt;li&gt; lines. To add a new category, copy a complete card block and paste it after the last one. To remove a category, delete its entire &lt;div class="category-card"&gt;...&lt;/div&gt; block.</w:t>
-      </w:r>
-    </w:p>
-    <w:p>
-      <w:pPr>
-        <w:spacing w:after="0" w:before="120"/>
-      </w:pPr>
-      <w:r>
-        <w:t xml:space="preserve"/>
-      </w:r>
-    </w:p>
-    <w:p>
-      <w:pPr>
-        <w:pBdr>
-          <w:left w:val="single" w:color="B8882A" w:sz="12" w:space="8"/>
-        </w:pBdr>
-        <w:spacing w:after="80" w:before="80"/>
-        <w:ind w:left="360"/>
-      </w:pPr>
-      <w:r>
-        <w:rPr>
-          <w:rFonts w:ascii="Arial" w:cs="Arial" w:eastAsia="Arial" w:hAnsi="Arial"/>
-          <w:i/>
-          <w:iCs/>
-          <w:color w:val="555555"/>
-          <w:sz w:val="20"/>
-          <w:szCs w:val="20"/>
-        </w:rPr>
-        <w:t xml:space="preserve">Category names here must exactly match the category field in the poster markdown files, or posters in that category will not appear under the right heading on the previous posters pages.</w:t>
       </w:r>
     </w:p>
     <w:p>
